--- a/03_Outputs/final scripts/fr/Module 7/7.2.0-fr.docx
+++ b/03_Outputs/final scripts/fr/Module 7/7.2.0-fr.docx
@@ -34,7 +34,7 @@
     </w:p>
     <w:p>
       <w:r>
-        <w:t>Les approches que nous explorons ici préparent le terrain pour construire des projets énergétiques responsables, adaptables et ancrés dans de véritables besoins.</w:t>
+        <w:t>Les approches que nous explorons ici préparent le terrain pour des projets énergétiques responsables, adaptables et ancrés dans de véritables besoins.</w:t>
       </w:r>
     </w:p>
     <w:sectPr>
